--- a/crates/tw-layout/fixtures/word_baselines/tables_merged/sample.docx
+++ b/crates/tw-layout/fixtures/word_baselines/tables_merged/sample.docx
@@ -235,6 +235,21 @@
       <w:szCs w:val="22"/>
     </w:rPr>
   </w:style>
+  <w:style w:type="paragraph" w:styleId="Heading6">
+    <w:name w:val="Heading 6"/>
+    <w:basedOn w:val="Heading5"/>
+    <w:next w:val="Normal"/>
+    <w:pPr>
+      <w:outlineLvl w:val="5"/>
+      <w:spacing w:before="120" w:after="60"/>
+    </w:pPr>
+    <w:rPr>
+      <w:b w:val="0"/>
+      <w:i/>
+      <w:sz w:val="20"/>
+      <w:szCs w:val="20"/>
+    </w:rPr>
+  </w:style>
   <w:style w:type="paragraph" w:styleId="Caption">
     <w:name w:val="Caption"/>
     <w:basedOn w:val="Normal"/>
@@ -249,19 +264,16 @@
       <w:szCs w:val="18"/>
     </w:rPr>
   </w:style>
-  <w:style w:type="paragraph" w:styleId="Heading6">
-    <w:name w:val="Heading 6"/>
-    <w:basedOn w:val="Heading5"/>
-    <w:next w:val="Normal"/>
-    <w:pPr>
-      <w:outlineLvl w:val="5"/>
-      <w:spacing w:before="120" w:after="60"/>
-    </w:pPr>
-    <w:rPr>
-      <w:b w:val="0"/>
-      <w:i/>
-      <w:sz w:val="20"/>
-      <w:szCs w:val="20"/>
+  <w:style w:type="paragraph" w:styleId="Quote">
+    <w:name w:val="Quote"/>
+    <w:basedOn w:val="Normal"/>
+    <w:next w:val="Normal"/>
+    <w:pPr>
+      <w:spacing w:before="120" w:after="120"/>
+      <w:ind w:left="720" w:right="720"/>
+    </w:pPr>
+    <w:rPr>
+      <w:i/>
     </w:rPr>
   </w:style>
   <w:style w:type="paragraph" w:styleId="Heading7">
@@ -305,17 +317,5 @@
       <w:szCs w:val="18"/>
     </w:rPr>
   </w:style>
-  <w:style w:type="paragraph" w:styleId="Quote">
-    <w:name w:val="Quote"/>
-    <w:basedOn w:val="Normal"/>
-    <w:next w:val="Normal"/>
-    <w:pPr>
-      <w:spacing w:before="120" w:after="120"/>
-      <w:ind w:left="720" w:right="720"/>
-    </w:pPr>
-    <w:rPr>
-      <w:i/>
-    </w:rPr>
-  </w:style>
 </w:styles>
 </file>
--- a/crates/tw-layout/fixtures/word_baselines/tables_merged/sample.docx
+++ b/crates/tw-layout/fixtures/word_baselines/tables_merged/sample.docx
@@ -102,6 +102,31 @@
 
 <file path=word/numbering.xml><?xml version="1.0" encoding="utf-8"?>
 <w:numbering xmlns:w="http://schemas.openxmlformats.org/wordprocessingml/2006/main">
+  <w:abstractNum w:abstractNumId="1">
+    <w:lvl w:ilvl="0">
+      <w:start w:val="1"/>
+      <w:numFmt w:val="bullet"/>
+      <w:suff w:val="tab"/>
+      <w:lvlText w:val="•"/>
+      <w:lvlJc w:val="left"/>
+      <w:pPr>
+        <w:ind w:left="720" w:hanging="360"/>
+      </w:pPr>
+    </w:lvl>
+    <w:lvl w:ilvl="1">
+      <w:start w:val="1"/>
+      <w:numFmt w:val="bullet"/>
+      <w:suff w:val="tab"/>
+      <w:lvlText w:val="•"/>
+      <w:lvlJc w:val="left"/>
+      <w:pPr>
+        <w:ind w:left="1440" w:hanging="360"/>
+      </w:pPr>
+    </w:lvl>
+  </w:abstractNum>
+  <w:num w:numId="1">
+    <w:abstractNumId w:val="1"/>
+  </w:num>
   <w:abstractNum w:abstractNumId="2">
     <w:lvl w:ilvl="0">
       <w:start w:val="1"/>
@@ -127,31 +152,6 @@
   <w:num w:numId="2">
     <w:abstractNumId w:val="2"/>
   </w:num>
-  <w:abstractNum w:abstractNumId="1">
-    <w:lvl w:ilvl="0">
-      <w:start w:val="1"/>
-      <w:numFmt w:val="bullet"/>
-      <w:suff w:val="tab"/>
-      <w:lvlText w:val="•"/>
-      <w:lvlJc w:val="left"/>
-      <w:pPr>
-        <w:ind w:left="720" w:hanging="360"/>
-      </w:pPr>
-    </w:lvl>
-    <w:lvl w:ilvl="1">
-      <w:start w:val="1"/>
-      <w:numFmt w:val="bullet"/>
-      <w:suff w:val="tab"/>
-      <w:lvlText w:val="•"/>
-      <w:lvlJc w:val="left"/>
-      <w:pPr>
-        <w:ind w:left="1440" w:hanging="360"/>
-      </w:pPr>
-    </w:lvl>
-  </w:abstractNum>
-  <w:num w:numId="1">
-    <w:abstractNumId w:val="1"/>
-  </w:num>
 </w:numbering>
 </file>
 
@@ -165,6 +165,18 @@
       <w:szCs w:val="24"/>
     </w:rPr>
   </w:style>
+  <w:style w:type="paragraph" w:styleId="Quote">
+    <w:name w:val="Quote"/>
+    <w:basedOn w:val="Normal"/>
+    <w:next w:val="Normal"/>
+    <w:pPr>
+      <w:spacing w:before="120" w:after="120"/>
+      <w:ind w:left="720" w:right="720"/>
+    </w:pPr>
+    <w:rPr>
+      <w:i/>
+    </w:rPr>
+  </w:style>
   <w:style w:type="paragraph" w:styleId="Heading1">
     <w:name w:val="Heading 1"/>
     <w:basedOn w:val="Normal"/>
@@ -250,6 +262,47 @@
       <w:szCs w:val="20"/>
     </w:rPr>
   </w:style>
+  <w:style w:type="paragraph" w:styleId="Heading7">
+    <w:name w:val="Heading 7"/>
+    <w:basedOn w:val="Heading6"/>
+    <w:next w:val="Normal"/>
+    <w:pPr>
+      <w:outlineLvl w:val="6"/>
+      <w:spacing w:before="120" w:after="60"/>
+    </w:pPr>
+    <w:rPr>
+      <w:sz w:val="20"/>
+      <w:szCs w:val="20"/>
+    </w:rPr>
+  </w:style>
+  <w:style w:type="paragraph" w:styleId="Heading8">
+    <w:name w:val="Heading 8"/>
+    <w:basedOn w:val="Heading7"/>
+    <w:next w:val="Normal"/>
+    <w:pPr>
+      <w:outlineLvl w:val="7"/>
+      <w:spacing w:before="120" w:after="60"/>
+    </w:pPr>
+    <w:rPr>
+      <w:b w:val="0"/>
+      <w:i/>
+      <w:sz w:val="18"/>
+      <w:szCs w:val="18"/>
+    </w:rPr>
+  </w:style>
+  <w:style w:type="paragraph" w:styleId="Heading9">
+    <w:name w:val="Heading 9"/>
+    <w:basedOn w:val="Heading8"/>
+    <w:next w:val="Normal"/>
+    <w:pPr>
+      <w:outlineLvl w:val="8"/>
+      <w:spacing w:before="120" w:after="60"/>
+    </w:pPr>
+    <w:rPr>
+      <w:sz w:val="18"/>
+      <w:szCs w:val="18"/>
+    </w:rPr>
+  </w:style>
   <w:style w:type="paragraph" w:styleId="Caption">
     <w:name w:val="Caption"/>
     <w:basedOn w:val="Normal"/>
@@ -264,58 +317,5 @@
       <w:szCs w:val="18"/>
     </w:rPr>
   </w:style>
-  <w:style w:type="paragraph" w:styleId="Quote">
-    <w:name w:val="Quote"/>
-    <w:basedOn w:val="Normal"/>
-    <w:next w:val="Normal"/>
-    <w:pPr>
-      <w:spacing w:before="120" w:after="120"/>
-      <w:ind w:left="720" w:right="720"/>
-    </w:pPr>
-    <w:rPr>
-      <w:i/>
-    </w:rPr>
-  </w:style>
-  <w:style w:type="paragraph" w:styleId="Heading7">
-    <w:name w:val="Heading 7"/>
-    <w:basedOn w:val="Heading6"/>
-    <w:next w:val="Normal"/>
-    <w:pPr>
-      <w:outlineLvl w:val="6"/>
-      <w:spacing w:before="120" w:after="60"/>
-    </w:pPr>
-    <w:rPr>
-      <w:sz w:val="20"/>
-      <w:szCs w:val="20"/>
-    </w:rPr>
-  </w:style>
-  <w:style w:type="paragraph" w:styleId="Heading8">
-    <w:name w:val="Heading 8"/>
-    <w:basedOn w:val="Heading7"/>
-    <w:next w:val="Normal"/>
-    <w:pPr>
-      <w:outlineLvl w:val="7"/>
-      <w:spacing w:before="120" w:after="60"/>
-    </w:pPr>
-    <w:rPr>
-      <w:b w:val="0"/>
-      <w:i/>
-      <w:sz w:val="18"/>
-      <w:szCs w:val="18"/>
-    </w:rPr>
-  </w:style>
-  <w:style w:type="paragraph" w:styleId="Heading9">
-    <w:name w:val="Heading 9"/>
-    <w:basedOn w:val="Heading8"/>
-    <w:next w:val="Normal"/>
-    <w:pPr>
-      <w:outlineLvl w:val="8"/>
-      <w:spacing w:before="120" w:after="60"/>
-    </w:pPr>
-    <w:rPr>
-      <w:sz w:val="18"/>
-      <w:szCs w:val="18"/>
-    </w:rPr>
-  </w:style>
 </w:styles>
 </file>